--- a/resumes/conge-humanitaire-2026.docx
+++ b/resumes/conge-humanitaire-2026.docx
@@ -405,7 +405,22 @@
           <w:b w:val="0"/>
           <w:i w:val="0"/>
         </w:rPr>
-        <w:t xml:space="preserve"> (le délai de préavis habituel du CET ne s'applique pas dans ce cas — à mentionner dans votre demande). La durée de l'absence compte comme du </w:t>
+        <w:t xml:space="preserve"> (le délai de préavis habituel du CET ne s'applique pas dans ce cas — à mentionner dans votre demande). Dans ce cas, ce sont les règles et usages habituels de pose des congés payés/CET qui s'appliquent pour cette partie — un refus éventuel sur cette partie ne suit donc pas la procédure de l'Art. 3 (délais de 15 jours / 24h) mais les règles habituelles de pose de congés </w:t>
+      </w:r>
+      <w:r>
+        <w:rPr>
+          <w:b w:val="0"/>
+          <w:i/>
+          <w:color w:val="5B6578"/>
+        </w:rPr>
+        <w:t>(Art. 5)</w:t>
+      </w:r>
+      <w:r>
+        <w:rPr>
+          <w:b w:val="0"/>
+          <w:i w:val="0"/>
+        </w:rPr>
+        <w:t xml:space="preserve">. La durée de l'absence compte comme du </w:t>
       </w:r>
       <w:r>
         <w:rPr>
@@ -549,6 +564,33 @@
       </w:pPr>
       <w:r>
         <w:rPr>
+          <w:b/>
+          <w:i w:val="0"/>
+        </w:rPr>
+        <w:t>Si vous avez financé tout ou partie du congé par des congés payés ou des jours de CET et que la mission s'interrompt</w:t>
+      </w:r>
+      <w:r>
+        <w:rPr>
+          <w:b w:val="0"/>
+          <w:i w:val="0"/>
+        </w:rPr>
+        <w:t xml:space="preserve">, votre retour effectif n'intervient qu'au terme de ces congés payés/CET, et non dès l'interruption de la mission </w:t>
+      </w:r>
+      <w:r>
+        <w:rPr>
+          <w:b w:val="0"/>
+          <w:i/>
+          <w:color w:val="5B6578"/>
+        </w:rPr>
+        <w:t>(Art. 6)</w:t>
+      </w:r>
+    </w:p>
+    <w:p>
+      <w:pPr>
+        <w:pStyle w:val="ListBullet"/>
+      </w:pPr>
+      <w:r>
+        <w:rPr>
           <w:b w:val="0"/>
           <w:i w:val="0"/>
         </w:rPr>
@@ -579,6 +621,138 @@
       </w:r>
     </w:p>
     <w:p>
+      <w:pPr>
+        <w:pStyle w:val="Heading2"/>
+      </w:pPr>
+      <w:r>
+        <w:rPr>
+          <w:b w:val="0"/>
+          <w:i w:val="0"/>
+        </w:rPr>
+        <w:t>Suivi de l'accord</w:t>
+      </w:r>
+    </w:p>
+    <w:p>
+      <w:pPr>
+        <w:pStyle w:val="ListBullet"/>
+      </w:pPr>
+      <w:r>
+        <w:rPr>
+          <w:b/>
+          <w:i w:val="0"/>
+        </w:rPr>
+        <w:t>Consultation du CSE en cas de refus (demande « ordinaire »)</w:t>
+      </w:r>
+      <w:r>
+        <w:rPr>
+          <w:b w:val="0"/>
+          <w:i w:val="0"/>
+        </w:rPr>
+        <w:t xml:space="preserve"> </w:t>
+      </w:r>
+      <w:r>
+        <w:rPr>
+          <w:b w:val="0"/>
+          <w:i/>
+          <w:color w:val="5B6578"/>
+        </w:rPr>
+        <w:t>(Art. 3.1)</w:t>
+      </w:r>
+      <w:r>
+        <w:rPr>
+          <w:b w:val="0"/>
+          <w:i w:val="0"/>
+        </w:rPr>
+        <w:t xml:space="preserve"> : tout refus de l'employeur à une demande de congé humanitaire « ordinaire » doit être motivé et faire l'objet d'une consultation du CSE de rattachement du salarié (cette consultation n'est pas requise en cas de refus d'une demande d'urgence humanitaire, Art. 3.2).</w:t>
+      </w:r>
+    </w:p>
+    <w:p>
+      <w:pPr>
+        <w:pStyle w:val="ListBullet"/>
+      </w:pPr>
+      <w:r>
+        <w:rPr>
+          <w:b/>
+          <w:i w:val="0"/>
+        </w:rPr>
+        <w:t>Révision</w:t>
+      </w:r>
+      <w:r>
+        <w:rPr>
+          <w:b w:val="0"/>
+          <w:i w:val="0"/>
+        </w:rPr>
+        <w:t xml:space="preserve"> </w:t>
+      </w:r>
+      <w:r>
+        <w:rPr>
+          <w:b w:val="0"/>
+          <w:i/>
+          <w:color w:val="5B6578"/>
+        </w:rPr>
+        <w:t>(Art. 7.2)</w:t>
+      </w:r>
+      <w:r>
+        <w:rPr>
+          <w:b w:val="0"/>
+          <w:i w:val="0"/>
+        </w:rPr>
+        <w:t xml:space="preserve"> : procédure classique de révision à l'initiative d'une organisation syndicale représentative ou de la Direction.</w:t>
+      </w:r>
+    </w:p>
+    <w:p>
+      <w:pPr>
+        <w:pStyle w:val="ListBullet"/>
+      </w:pPr>
+      <w:r>
+        <w:rPr>
+          <w:b/>
+          <w:i w:val="0"/>
+        </w:rPr>
+        <w:t>Durée et dénonciation</w:t>
+      </w:r>
+      <w:r>
+        <w:rPr>
+          <w:b w:val="0"/>
+          <w:i w:val="0"/>
+        </w:rPr>
+        <w:t xml:space="preserve"> </w:t>
+      </w:r>
+      <w:r>
+        <w:rPr>
+          <w:b w:val="0"/>
+          <w:i/>
+          <w:color w:val="5B6578"/>
+        </w:rPr>
+        <w:t>(Art. 7.1 et 7.3)</w:t>
+      </w:r>
+      <w:r>
+        <w:rPr>
+          <w:b w:val="0"/>
+          <w:i w:val="0"/>
+        </w:rPr>
+        <w:t xml:space="preserve"> : accord à durée indéterminée ; il peut être dénoncé à tout moment, l'application cessant alors en principe au dernier jour des mandats des membres du CSE.</w:t>
+      </w:r>
+    </w:p>
+    <w:p>
+      <w:r>
+        <w:rPr>
+          <w:b w:val="0"/>
+          <w:i w:val="0"/>
+        </w:rPr>
+        <w:t>Aucune commission de suivi, bilan annuel ou clause de revoyure n'est prévu par cet accord.</w:t>
+      </w:r>
+    </w:p>
+    <w:p>
+      <w:r>
+        <w:rPr>
+          <w:color w:val="5B6578"/>
+          <w:sz w:val="16"/>
+        </w:rPr>
+        <w:t>────────────────────────────────────────</w:t>
+      </w:r>
+    </w:p>
+    <w:p>
       <w:r>
         <w:rPr>
           <w:b w:val="0"/>
@@ -586,6 +760,32 @@
           <w:color w:val="5B6578"/>
         </w:rPr>
         <w:t>Source : Accord congé humanitaire (31/03/2026), signé CGT-FO, CFE-CGC, Sud Santé-Sociaux.</w:t>
+      </w:r>
+    </w:p>
+    <w:p>
+      <w:r>
+        <w:rPr>
+          <w:b w:val="0"/>
+          <w:i/>
+          <w:color w:val="5B6578"/>
+        </w:rPr>
+        <w:t xml:space="preserve">Les références entre parenthèses renvoient aux articles de l'accord. Seul le texte intégral fait référence : </w:t>
+      </w:r>
+      <w:r>
+        <w:rPr>
+          <w:b w:val="0"/>
+          <w:i/>
+          <w:color w:val="5B6578"/>
+        </w:rPr>
+        <w:t>accord complet (PDF)</w:t>
+      </w:r>
+      <w:r>
+        <w:rPr>
+          <w:b w:val="0"/>
+          <w:i/>
+          <w:color w:val="5B6578"/>
+        </w:rPr>
+        <w:t>.</w:t>
       </w:r>
     </w:p>
     <w:sectPr>
